--- a/Nitya_Laptop/MB Section/5- SIO -EC Requirement and Post Power Btn Pressed/About Signal/0- AC_PRESENT.docx
+++ b/Nitya_Laptop/MB Section/5- SIO -EC Requirement and Post Power Btn Pressed/About Signal/0- AC_PRESENT.docx
@@ -1,6 +1,6 @@
 
 <file path=word/document.xml><?xml version="1.0" encoding="utf-8"?>
-<w:document xmlns:wpc="http://schemas.microsoft.com/office/word/2010/wordprocessingCanvas" xmlns:cx="http://schemas.microsoft.com/office/drawing/2014/chartex" xmlns:cx1="http://schemas.microsoft.com/office/drawing/2015/9/8/chartex" xmlns:cx2="http://schemas.microsoft.com/office/drawing/2015/10/21/chartex" xmlns:cx3="http://schemas.microsoft.com/office/drawing/2016/5/9/chartex" xmlns:cx4="http://schemas.microsoft.com/office/drawing/2016/5/10/chartex" xmlns:cx5="http://schemas.microsoft.com/office/drawing/2016/5/11/chartex" xmlns:cx6="http://schemas.microsoft.com/office/drawing/2016/5/12/chartex" xmlns:cx7="http://schemas.microsoft.com/office/drawing/2016/5/13/chartex" xmlns:cx8="http://schemas.microsoft.com/office/drawing/2016/5/14/chartex" xmlns:mc="http://schemas.openxmlformats.org/markup-compatibility/2006" xmlns:aink="http://schemas.microsoft.com/office/drawing/2016/ink" xmlns:am3d="http://schemas.microsoft.com/office/drawing/2017/model3d" xmlns:o="urn:schemas-microsoft-com:office:office" xmlns:oel="http://schemas.microsoft.com/office/2019/extlst" xmlns:r="http://schemas.openxmlformats.org/officeDocument/2006/relationships" xmlns:m="http://schemas.openxmlformats.org/officeDocument/2006/math" xmlns:v="urn:schemas-microsoft-com:vml" xmlns:wp14="http://schemas.microsoft.com/office/word/2010/wordprocessingDrawing" xmlns:wp="http://schemas.openxmlformats.org/drawingml/2006/wordprocessingDrawing" xmlns:w10="urn:schemas-microsoft-com:office:word" xmlns:w="http://schemas.openxmlformats.org/wordprocessingml/2006/main" xmlns:w14="http://schemas.microsoft.com/office/word/2010/wordml" xmlns:w15="http://schemas.microsoft.com/office/word/2012/wordml" xmlns:w16cex="http://schemas.microsoft.com/office/word/2018/wordml/cex" xmlns:w16cid="http://schemas.microsoft.com/office/word/2016/wordml/cid" xmlns:w16="http://schemas.microsoft.com/office/word/2018/wordml" xmlns:w16sdtdh="http://schemas.microsoft.com/office/word/2020/wordml/sdtdatahash" xmlns:w16se="http://schemas.microsoft.com/office/word/2015/wordml/symex" xmlns:wpg="http://schemas.microsoft.com/office/word/2010/wordprocessingGroup" xmlns:wpi="http://schemas.microsoft.com/office/word/2010/wordprocessingInk" xmlns:wne="http://schemas.microsoft.com/office/word/2006/wordml" xmlns:wps="http://schemas.microsoft.com/office/word/2010/wordprocessingShape" mc:Ignorable="w14 w15 w16se w16cid w16 w16cex w16sdtdh wp14">
+<w:document xmlns:wpc="http://schemas.microsoft.com/office/word/2010/wordprocessingCanvas" xmlns:cx="http://schemas.microsoft.com/office/drawing/2014/chartex" xmlns:cx1="http://schemas.microsoft.com/office/drawing/2015/9/8/chartex" xmlns:cx2="http://schemas.microsoft.com/office/drawing/2015/10/21/chartex" xmlns:cx3="http://schemas.microsoft.com/office/drawing/2016/5/9/chartex" xmlns:cx4="http://schemas.microsoft.com/office/drawing/2016/5/10/chartex" xmlns:cx5="http://schemas.microsoft.com/office/drawing/2016/5/11/chartex" xmlns:cx6="http://schemas.microsoft.com/office/drawing/2016/5/12/chartex" xmlns:cx7="http://schemas.microsoft.com/office/drawing/2016/5/13/chartex" xmlns:cx8="http://schemas.microsoft.com/office/drawing/2016/5/14/chartex" xmlns:mc="http://schemas.openxmlformats.org/markup-compatibility/2006" xmlns:aink="http://schemas.microsoft.com/office/drawing/2016/ink" xmlns:am3d="http://schemas.microsoft.com/office/drawing/2017/model3d" xmlns:o="urn:schemas-microsoft-com:office:office" xmlns:r="http://schemas.openxmlformats.org/officeDocument/2006/relationships" xmlns:m="http://schemas.openxmlformats.org/officeDocument/2006/math" xmlns:v="urn:schemas-microsoft-com:vml" xmlns:wp14="http://schemas.microsoft.com/office/word/2010/wordprocessingDrawing" xmlns:wp="http://schemas.openxmlformats.org/drawingml/2006/wordprocessingDrawing" xmlns:w10="urn:schemas-microsoft-com:office:word" xmlns:w="http://schemas.openxmlformats.org/wordprocessingml/2006/main" xmlns:w14="http://schemas.microsoft.com/office/word/2010/wordml" xmlns:w15="http://schemas.microsoft.com/office/word/2012/wordml" xmlns:w16cex="http://schemas.microsoft.com/office/word/2018/wordml/cex" xmlns:w16cid="http://schemas.microsoft.com/office/word/2016/wordml/cid" xmlns:w16="http://schemas.microsoft.com/office/word/2018/wordml" xmlns:w16sdtdh="http://schemas.microsoft.com/office/word/2020/wordml/sdtdatahash" xmlns:w16se="http://schemas.microsoft.com/office/word/2015/wordml/symex" xmlns:wpg="http://schemas.microsoft.com/office/word/2010/wordprocessingGroup" xmlns:wpi="http://schemas.microsoft.com/office/word/2010/wordprocessingInk" xmlns:wne="http://schemas.microsoft.com/office/word/2006/wordml" xmlns:wps="http://schemas.microsoft.com/office/word/2010/wordprocessingShape" mc:Ignorable="w14 w15 w16se w16cid w16 w16cex w16sdtdh wp14">
   <w:body>
     <w:p>
       <w:pPr>
@@ -734,15 +734,7 @@
           <w:bCs/>
           <w:highlight w:val="yellow"/>
         </w:rPr>
-        <w:t>ACIN</w:t>
-      </w:r>
-      <w:r>
-        <w:rPr>
-          <w:b/>
-          <w:bCs/>
-          <w:highlight w:val="yellow"/>
-        </w:rPr>
-        <w:t xml:space="preserve"> and </w:t>
+        <w:t xml:space="preserve">ACIN and </w:t>
       </w:r>
       <w:r>
         <w:rPr>
@@ -832,7 +824,7 @@
         </w:rPr>
         <w:lastRenderedPageBreak/>
         <w:pict w14:anchorId="0552B5B8">
-          <v:rect id="_x0000_i1037" style="width:0;height:1.5pt" o:hralign="center" o:hrstd="t" o:hr="t" fillcolor="#a0a0a0" stroked="f"/>
+          <v:rect id="_x0000_i1025" style="width:0;height:1.5pt" o:hralign="center" o:hrstd="t" o:hr="t" fillcolor="#a0a0a0" stroked="f"/>
         </w:pict>
       </w:r>
     </w:p>
@@ -918,7 +910,7 @@
           <w:bCs/>
         </w:rPr>
         <w:pict w14:anchorId="51120286">
-          <v:rect id="_x0000_i1038" style="width:0;height:1.5pt" o:hralign="center" o:hrstd="t" o:hr="t" fillcolor="#a0a0a0" stroked="f"/>
+          <v:rect id="_x0000_i1026" style="width:0;height:1.5pt" o:hralign="center" o:hrstd="t" o:hr="t" fillcolor="#a0a0a0" stroked="f"/>
         </w:pict>
       </w:r>
     </w:p>
@@ -1044,8 +1036,14 @@
           <w:ilvl w:val="0"/>
           <w:numId w:val="3"/>
         </w:numPr>
-      </w:pPr>
-      <w:r>
+        <w:rPr>
+          <w:highlight w:val="yellow"/>
+        </w:rPr>
+      </w:pPr>
+      <w:r>
+        <w:rPr>
+          <w:highlight w:val="yellow"/>
+        </w:rPr>
         <w:t>Battery mode me AC_PRESENT zaroori nahi HIGH ho. PCH battery ki information dusre signals se bhi le sakta hai.</w:t>
       </w:r>
     </w:p>
@@ -1069,7 +1067,7 @@
 </file>
 
 <file path=word/numbering.xml><?xml version="1.0" encoding="utf-8"?>
-<w:numbering xmlns:wpc="http://schemas.microsoft.com/office/word/2010/wordprocessingCanvas" xmlns:cx="http://schemas.microsoft.com/office/drawing/2014/chartex" xmlns:cx1="http://schemas.microsoft.com/office/drawing/2015/9/8/chartex" xmlns:cx2="http://schemas.microsoft.com/office/drawing/2015/10/21/chartex" xmlns:cx3="http://schemas.microsoft.com/office/drawing/2016/5/9/chartex" xmlns:cx4="http://schemas.microsoft.com/office/drawing/2016/5/10/chartex" xmlns:cx5="http://schemas.microsoft.com/office/drawing/2016/5/11/chartex" xmlns:cx6="http://schemas.microsoft.com/office/drawing/2016/5/12/chartex" xmlns:cx7="http://schemas.microsoft.com/office/drawing/2016/5/13/chartex" xmlns:cx8="http://schemas.microsoft.com/office/drawing/2016/5/14/chartex" xmlns:mc="http://schemas.openxmlformats.org/markup-compatibility/2006" xmlns:aink="http://schemas.microsoft.com/office/drawing/2016/ink" xmlns:am3d="http://schemas.microsoft.com/office/drawing/2017/model3d" xmlns:o="urn:schemas-microsoft-com:office:office" xmlns:oel="http://schemas.microsoft.com/office/2019/extlst" xmlns:r="http://schemas.openxmlformats.org/officeDocument/2006/relationships" xmlns:m="http://schemas.openxmlformats.org/officeDocument/2006/math" xmlns:v="urn:schemas-microsoft-com:vml" xmlns:wp14="http://schemas.microsoft.com/office/word/2010/wordprocessingDrawing" xmlns:wp="http://schemas.openxmlformats.org/drawingml/2006/wordprocessingDrawing" xmlns:w10="urn:schemas-microsoft-com:office:word" xmlns:w="http://schemas.openxmlformats.org/wordprocessingml/2006/main" xmlns:w14="http://schemas.microsoft.com/office/word/2010/wordml" xmlns:w15="http://schemas.microsoft.com/office/word/2012/wordml" xmlns:w16cex="http://schemas.microsoft.com/office/word/2018/wordml/cex" xmlns:w16cid="http://schemas.microsoft.com/office/word/2016/wordml/cid" xmlns:w16="http://schemas.microsoft.com/office/word/2018/wordml" xmlns:w16sdtdh="http://schemas.microsoft.com/office/word/2020/wordml/sdtdatahash" xmlns:w16se="http://schemas.microsoft.com/office/word/2015/wordml/symex" xmlns:wpg="http://schemas.microsoft.com/office/word/2010/wordprocessingGroup" xmlns:wpi="http://schemas.microsoft.com/office/word/2010/wordprocessingInk" xmlns:wne="http://schemas.microsoft.com/office/word/2006/wordml" xmlns:wps="http://schemas.microsoft.com/office/word/2010/wordprocessingShape" mc:Ignorable="w14 w15 w16se w16cid w16 w16cex w16sdtdh wp14">
+<w:numbering xmlns:wpc="http://schemas.microsoft.com/office/word/2010/wordprocessingCanvas" xmlns:cx="http://schemas.microsoft.com/office/drawing/2014/chartex" xmlns:cx1="http://schemas.microsoft.com/office/drawing/2015/9/8/chartex" xmlns:cx2="http://schemas.microsoft.com/office/drawing/2015/10/21/chartex" xmlns:cx3="http://schemas.microsoft.com/office/drawing/2016/5/9/chartex" xmlns:cx4="http://schemas.microsoft.com/office/drawing/2016/5/10/chartex" xmlns:cx5="http://schemas.microsoft.com/office/drawing/2016/5/11/chartex" xmlns:cx6="http://schemas.microsoft.com/office/drawing/2016/5/12/chartex" xmlns:cx7="http://schemas.microsoft.com/office/drawing/2016/5/13/chartex" xmlns:cx8="http://schemas.microsoft.com/office/drawing/2016/5/14/chartex" xmlns:mc="http://schemas.openxmlformats.org/markup-compatibility/2006" xmlns:aink="http://schemas.microsoft.com/office/drawing/2016/ink" xmlns:am3d="http://schemas.microsoft.com/office/drawing/2017/model3d" xmlns:o="urn:schemas-microsoft-com:office:office" xmlns:r="http://schemas.openxmlformats.org/officeDocument/2006/relationships" xmlns:m="http://schemas.openxmlformats.org/officeDocument/2006/math" xmlns:v="urn:schemas-microsoft-com:vml" xmlns:wp14="http://schemas.microsoft.com/office/word/2010/wordprocessingDrawing" xmlns:wp="http://schemas.openxmlformats.org/drawingml/2006/wordprocessingDrawing" xmlns:w10="urn:schemas-microsoft-com:office:word" xmlns:w="http://schemas.openxmlformats.org/wordprocessingml/2006/main" xmlns:w14="http://schemas.microsoft.com/office/word/2010/wordml" xmlns:w15="http://schemas.microsoft.com/office/word/2012/wordml" xmlns:w16cex="http://schemas.microsoft.com/office/word/2018/wordml/cex" xmlns:w16cid="http://schemas.microsoft.com/office/word/2016/wordml/cid" xmlns:w16="http://schemas.microsoft.com/office/word/2018/wordml" xmlns:w16sdtdh="http://schemas.microsoft.com/office/word/2020/wordml/sdtdatahash" xmlns:w16se="http://schemas.microsoft.com/office/word/2015/wordml/symex" xmlns:wpg="http://schemas.microsoft.com/office/word/2010/wordprocessingGroup" xmlns:wpi="http://schemas.microsoft.com/office/word/2010/wordprocessingInk" xmlns:wne="http://schemas.microsoft.com/office/word/2006/wordml" xmlns:wps="http://schemas.microsoft.com/office/word/2010/wordprocessingShape" mc:Ignorable="w14 w15 w16se w16cid w16 w16cex w16sdtdh wp14">
   <w:abstractNum w:abstractNumId="0" w15:restartNumberingAfterBreak="0">
     <w:nsid w:val="0A533CE4"/>
     <w:multiLevelType w:val="multilevel"/>
@@ -1517,13 +1515,13 @@
       </w:rPr>
     </w:lvl>
   </w:abstractNum>
-  <w:num w:numId="1" w16cid:durableId="1907836227">
+  <w:num w:numId="1">
     <w:abstractNumId w:val="1"/>
   </w:num>
-  <w:num w:numId="2" w16cid:durableId="1830708130">
+  <w:num w:numId="2">
     <w:abstractNumId w:val="2"/>
   </w:num>
-  <w:num w:numId="3" w16cid:durableId="1729956436">
+  <w:num w:numId="3">
     <w:abstractNumId w:val="0"/>
   </w:num>
 </w:numbering>
@@ -2131,6 +2129,7 @@
   <w:style w:type="character" w:default="1" w:styleId="DefaultParagraphFont">
     <w:name w:val="Default Paragraph Font"/>
     <w:uiPriority w:val="1"/>
+    <w:semiHidden/>
     <w:unhideWhenUsed/>
   </w:style>
   <w:style w:type="table" w:default="1" w:styleId="TableNormal">

--- a/Nitya_Laptop/MB Section/5- SIO -EC Requirement and Post Power Btn Pressed/About Signal/0- AC_PRESENT.docx
+++ b/Nitya_Laptop/MB Section/5- SIO -EC Requirement and Post Power Btn Pressed/About Signal/0- AC_PRESENT.docx
@@ -81,7 +81,7 @@
     </w:p>
     <w:tbl>
       <w:tblPr>
-        <w:tblW w:w="8270" w:type="dxa"/>
+        <w:tblW w:w="7553" w:type="dxa"/>
         <w:tblCellSpacing w:w="15" w:type="dxa"/>
         <w:tblBorders>
           <w:top w:val="single" w:sz="4" w:space="0" w:color="auto"/>
@@ -100,12 +100,12 @@
         <w:tblLook w:val="04A0" w:firstRow="1" w:lastRow="0" w:firstColumn="1" w:lastColumn="0" w:noHBand="0" w:noVBand="1"/>
       </w:tblPr>
       <w:tblGrid>
-        <w:gridCol w:w="4607"/>
-        <w:gridCol w:w="3663"/>
+        <w:gridCol w:w="4266"/>
+        <w:gridCol w:w="3287"/>
       </w:tblGrid>
       <w:tr>
         <w:trPr>
-          <w:trHeight w:val="410"/>
+          <w:trHeight w:val="290"/>
           <w:tblHeader/>
           <w:tblCellSpacing w:w="15" w:type="dxa"/>
         </w:trPr>
@@ -164,7 +164,67 @@
       </w:tr>
       <w:tr>
         <w:trPr>
-          <w:trHeight w:val="410"/>
+          <w:trHeight w:val="290"/>
+          <w:tblCellSpacing w:w="15" w:type="dxa"/>
+        </w:trPr>
+        <w:tc>
+          <w:tcPr>
+            <w:tcW w:w="0" w:type="auto"/>
+            <w:tcBorders>
+              <w:bottom w:val="nil"/>
+            </w:tcBorders>
+            <w:vAlign w:val="center"/>
+            <w:hideMark/>
+          </w:tcPr>
+          <w:p>
+            <w:pPr>
+              <w:spacing w:line="480" w:lineRule="auto"/>
+              <w:jc w:val="both"/>
+              <w:rPr>
+                <w:rFonts w:ascii="Times New Roman" w:hAnsi="Times New Roman" w:cs="Times New Roman"/>
+                <w:highlight w:val="yellow"/>
+              </w:rPr>
+            </w:pPr>
+            <w:r>
+              <w:rPr>
+                <w:rFonts w:ascii="Times New Roman" w:hAnsi="Times New Roman" w:cs="Times New Roman"/>
+                <w:highlight w:val="yellow"/>
+              </w:rPr>
+              <w:t>ACOK / AC_PRESENT</w:t>
+            </w:r>
+          </w:p>
+        </w:tc>
+        <w:tc>
+          <w:tcPr>
+            <w:tcW w:w="0" w:type="auto"/>
+            <w:tcBorders>
+              <w:bottom w:val="nil"/>
+            </w:tcBorders>
+            <w:vAlign w:val="center"/>
+            <w:hideMark/>
+          </w:tcPr>
+          <w:p>
+            <w:pPr>
+              <w:spacing w:line="480" w:lineRule="auto"/>
+              <w:jc w:val="both"/>
+              <w:rPr>
+                <w:rFonts w:ascii="Times New Roman" w:hAnsi="Times New Roman" w:cs="Times New Roman"/>
+                <w:highlight w:val="yellow"/>
+              </w:rPr>
+            </w:pPr>
+            <w:r>
+              <w:rPr>
+                <w:rFonts w:ascii="Times New Roman" w:hAnsi="Times New Roman" w:cs="Times New Roman"/>
+                <w:highlight w:val="yellow"/>
+              </w:rPr>
+              <w:t>Charger IC → SIO</w:t>
+            </w:r>
+          </w:p>
+        </w:tc>
+      </w:tr>
+      <w:tr>
+        <w:trPr>
+          <w:trHeight w:val="365"/>
           <w:tblCellSpacing w:w="15" w:type="dxa"/>
         </w:trPr>
         <w:tc>
@@ -179,73 +239,13 @@
               <w:jc w:val="both"/>
               <w:rPr>
                 <w:rFonts w:ascii="Times New Roman" w:hAnsi="Times New Roman" w:cs="Times New Roman"/>
-                <w:b/>
-                <w:bCs/>
+                <w:highlight w:val="green"/>
               </w:rPr>
             </w:pPr>
             <w:r>
               <w:rPr>
                 <w:rFonts w:ascii="Times New Roman" w:hAnsi="Times New Roman" w:cs="Times New Roman"/>
-                <w:b/>
-                <w:bCs/>
-              </w:rPr>
-              <w:t>ACOK / AC_PRESENT</w:t>
-            </w:r>
-          </w:p>
-        </w:tc>
-        <w:tc>
-          <w:tcPr>
-            <w:tcW w:w="0" w:type="auto"/>
-            <w:vAlign w:val="center"/>
-            <w:hideMark/>
-          </w:tcPr>
-          <w:p>
-            <w:pPr>
-              <w:spacing w:line="480" w:lineRule="auto"/>
-              <w:jc w:val="both"/>
-              <w:rPr>
-                <w:rFonts w:ascii="Times New Roman" w:hAnsi="Times New Roman" w:cs="Times New Roman"/>
-                <w:b/>
-                <w:bCs/>
-              </w:rPr>
-            </w:pPr>
-            <w:r>
-              <w:rPr>
-                <w:rFonts w:ascii="Times New Roman" w:hAnsi="Times New Roman" w:cs="Times New Roman"/>
-                <w:b/>
-                <w:bCs/>
-              </w:rPr>
-              <w:t>Charger IC → SIO</w:t>
-            </w:r>
-          </w:p>
-        </w:tc>
-      </w:tr>
-      <w:tr>
-        <w:trPr>
-          <w:trHeight w:val="455"/>
-          <w:tblCellSpacing w:w="15" w:type="dxa"/>
-        </w:trPr>
-        <w:tc>
-          <w:tcPr>
-            <w:tcW w:w="0" w:type="auto"/>
-            <w:vAlign w:val="center"/>
-            <w:hideMark/>
-          </w:tcPr>
-          <w:p>
-            <w:pPr>
-              <w:spacing w:line="480" w:lineRule="auto"/>
-              <w:jc w:val="both"/>
-              <w:rPr>
-                <w:rFonts w:ascii="Times New Roman" w:hAnsi="Times New Roman" w:cs="Times New Roman"/>
-                <w:b/>
-                <w:bCs/>
-              </w:rPr>
-            </w:pPr>
-            <w:r>
-              <w:rPr>
-                <w:rFonts w:ascii="Times New Roman" w:hAnsi="Times New Roman" w:cs="Times New Roman"/>
-                <w:b/>
-                <w:bCs/>
+                <w:highlight w:val="green"/>
               </w:rPr>
               <w:t>AC_PRESENT / ACIN#</w:t>
             </w:r>
@@ -263,15 +263,13 @@
               <w:jc w:val="both"/>
               <w:rPr>
                 <w:rFonts w:ascii="Times New Roman" w:hAnsi="Times New Roman" w:cs="Times New Roman"/>
-                <w:b/>
-                <w:bCs/>
+                <w:highlight w:val="green"/>
               </w:rPr>
             </w:pPr>
             <w:r>
               <w:rPr>
                 <w:rFonts w:ascii="Times New Roman" w:hAnsi="Times New Roman" w:cs="Times New Roman"/>
-                <w:b/>
-                <w:bCs/>
+                <w:highlight w:val="green"/>
               </w:rPr>
               <w:t>SIO → PCH</w:t>
             </w:r>
@@ -366,9 +364,9 @@
         <w:tblLook w:val="04A0" w:firstRow="1" w:lastRow="0" w:firstColumn="1" w:lastColumn="0" w:noHBand="0" w:noVBand="1"/>
       </w:tblPr>
       <w:tblGrid>
-        <w:gridCol w:w="1538"/>
-        <w:gridCol w:w="3674"/>
-        <w:gridCol w:w="4416"/>
+        <w:gridCol w:w="1465"/>
+        <w:gridCol w:w="3404"/>
+        <w:gridCol w:w="4134"/>
       </w:tblGrid>
       <w:tr>
         <w:trPr>
@@ -470,15 +468,11 @@
               <w:jc w:val="both"/>
               <w:rPr>
                 <w:rFonts w:ascii="Times New Roman" w:hAnsi="Times New Roman" w:cs="Times New Roman"/>
-                <w:b/>
-                <w:bCs/>
               </w:rPr>
             </w:pPr>
             <w:r>
               <w:rPr>
                 <w:rFonts w:ascii="Times New Roman" w:hAnsi="Times New Roman" w:cs="Times New Roman"/>
-                <w:b/>
-                <w:bCs/>
               </w:rPr>
               <w:t>ACIN</w:t>
             </w:r>
@@ -496,15 +490,11 @@
               <w:jc w:val="both"/>
               <w:rPr>
                 <w:rFonts w:ascii="Times New Roman" w:hAnsi="Times New Roman" w:cs="Times New Roman"/>
-                <w:b/>
-                <w:bCs/>
               </w:rPr>
             </w:pPr>
             <w:r>
               <w:rPr>
                 <w:rFonts w:ascii="Times New Roman" w:hAnsi="Times New Roman" w:cs="Times New Roman"/>
-                <w:b/>
-                <w:bCs/>
               </w:rPr>
               <w:t>SIO (EC)</w:t>
             </w:r>
@@ -522,15 +512,11 @@
               <w:jc w:val="both"/>
               <w:rPr>
                 <w:rFonts w:ascii="Times New Roman" w:hAnsi="Times New Roman" w:cs="Times New Roman"/>
-                <w:b/>
-                <w:bCs/>
               </w:rPr>
             </w:pPr>
             <w:r>
               <w:rPr>
                 <w:rFonts w:ascii="Times New Roman" w:hAnsi="Times New Roman" w:cs="Times New Roman"/>
-                <w:b/>
-                <w:bCs/>
               </w:rPr>
               <w:t>SIO ko batata hai ki Adapter connect hai.</w:t>
             </w:r>
@@ -553,15 +539,11 @@
               <w:jc w:val="both"/>
               <w:rPr>
                 <w:rFonts w:ascii="Times New Roman" w:hAnsi="Times New Roman" w:cs="Times New Roman"/>
-                <w:b/>
-                <w:bCs/>
               </w:rPr>
             </w:pPr>
             <w:r>
               <w:rPr>
                 <w:rFonts w:ascii="Times New Roman" w:hAnsi="Times New Roman" w:cs="Times New Roman"/>
-                <w:b/>
-                <w:bCs/>
               </w:rPr>
               <w:t>AC_PRESENT</w:t>
             </w:r>
@@ -579,15 +561,11 @@
               <w:jc w:val="both"/>
               <w:rPr>
                 <w:rFonts w:ascii="Times New Roman" w:hAnsi="Times New Roman" w:cs="Times New Roman"/>
-                <w:b/>
-                <w:bCs/>
               </w:rPr>
             </w:pPr>
             <w:r>
               <w:rPr>
                 <w:rFonts w:ascii="Times New Roman" w:hAnsi="Times New Roman" w:cs="Times New Roman"/>
-                <w:b/>
-                <w:bCs/>
               </w:rPr>
               <w:t>PCH (aksar SIO ke through ya direct)</w:t>
             </w:r>
@@ -605,15 +583,11 @@
               <w:jc w:val="both"/>
               <w:rPr>
                 <w:rFonts w:ascii="Times New Roman" w:hAnsi="Times New Roman" w:cs="Times New Roman"/>
-                <w:b/>
-                <w:bCs/>
               </w:rPr>
             </w:pPr>
             <w:r>
               <w:rPr>
                 <w:rFonts w:ascii="Times New Roman" w:hAnsi="Times New Roman" w:cs="Times New Roman"/>
-                <w:b/>
-                <w:bCs/>
               </w:rPr>
               <w:t>PCH ko batata hai ki AC Power available hai.</w:t>
             </w:r>
@@ -661,15 +635,11 @@
         <w:jc w:val="both"/>
         <w:rPr>
           <w:rFonts w:ascii="Times New Roman" w:hAnsi="Times New Roman" w:cs="Times New Roman"/>
-          <w:b/>
-          <w:bCs/>
         </w:rPr>
       </w:pPr>
       <w:r>
         <w:rPr>
           <w:rFonts w:ascii="Times New Roman" w:hAnsi="Times New Roman" w:cs="Times New Roman"/>
-          <w:b/>
-          <w:bCs/>
         </w:rPr>
         <w:t xml:space="preserve">Kuch boards me Charging IC → SIO → PCH hota hai. </w:t>
       </w:r>
@@ -684,15 +654,11 @@
         <w:jc w:val="both"/>
         <w:rPr>
           <w:rFonts w:ascii="Times New Roman" w:hAnsi="Times New Roman" w:cs="Times New Roman"/>
-          <w:b/>
-          <w:bCs/>
         </w:rPr>
       </w:pPr>
       <w:r>
         <w:rPr>
           <w:rFonts w:ascii="Times New Roman" w:hAnsi="Times New Roman" w:cs="Times New Roman"/>
-          <w:b/>
-          <w:bCs/>
         </w:rPr>
         <w:t>Kuch boards me Charging IC → PCH direct bhi hota hai.</w:t>
       </w:r>
@@ -707,15 +673,11 @@
         <w:jc w:val="both"/>
         <w:rPr>
           <w:rFonts w:ascii="Times New Roman" w:hAnsi="Times New Roman" w:cs="Times New Roman"/>
-          <w:b/>
-          <w:bCs/>
         </w:rPr>
       </w:pPr>
       <w:r>
         <w:rPr>
           <w:rFonts w:ascii="Times New Roman" w:hAnsi="Times New Roman" w:cs="Times New Roman"/>
-          <w:b/>
-          <w:bCs/>
         </w:rPr>
         <w:t>Kuch boards me signal ka naam ACOK, AC_PRESENT, ACIN, ACDET ya ADP_PRESENT bhi ho sakta hai.</w:t>
       </w:r>
@@ -766,38 +728,59 @@
       </w:r>
     </w:p>
     <w:p>
-      <w:r>
+      <w:pPr>
+        <w:spacing w:line="276" w:lineRule="auto"/>
+      </w:pPr>
+      <w:r>
+        <w:rPr>
+          <w:highlight w:val="green"/>
+        </w:rPr>
         <w:t xml:space="preserve">Adapter </w:t>
       </w:r>
       <w:r>
         <w:rPr>
           <w:rFonts w:ascii="Segoe UI Symbol" w:hAnsi="Segoe UI Symbol" w:cs="Segoe UI Symbol"/>
+          <w:highlight w:val="green"/>
         </w:rPr>
         <w:t>✔</w:t>
       </w:r>
       <w:r>
+        <w:rPr>
+          <w:highlight w:val="green"/>
+        </w:rPr>
         <w:t>️  → ACIN = HIGH</w:t>
       </w:r>
       <w:r>
+        <w:rPr>
+          <w:highlight w:val="green"/>
+        </w:rPr>
         <w:br/>
         <w:t xml:space="preserve">Battery </w:t>
       </w:r>
       <w:r>
         <w:rPr>
           <w:rFonts w:ascii="Segoe UI Emoji" w:hAnsi="Segoe UI Emoji" w:cs="Segoe UI Emoji"/>
+          <w:highlight w:val="green"/>
         </w:rPr>
         <w:t>❌</w:t>
       </w:r>
       <w:r>
+        <w:rPr>
+          <w:highlight w:val="green"/>
+        </w:rPr>
         <w:t xml:space="preserve">  </w:t>
       </w:r>
       <w:r>
         <w:rPr>
           <w:rFonts w:ascii="Aptos" w:hAnsi="Aptos" w:cs="Aptos"/>
+          <w:highlight w:val="green"/>
         </w:rPr>
         <w:t>→</w:t>
       </w:r>
       <w:r>
+        <w:rPr>
+          <w:highlight w:val="green"/>
+        </w:rPr>
         <w:t xml:space="preserve"> ACIN = LOW</w:t>
       </w:r>
     </w:p>
@@ -1000,7 +983,16 @@
     </w:p>
     <w:p>
       <w:r>
-        <w:t>Laptop battery par bhi normally ON ho jata hai, kyunki PCH ko sirf AC_PRESENT par depend nahi rehna padta. Battery ki information Battery Charging IC aur SMBus (SCL/SDA) ke through bhi milti hai.</w:t>
+        <w:t xml:space="preserve">Laptop battery par bhi normally ON ho jata hai, kyunki PCH ko sirf AC_PRESENT par depend nahi rehna padta. Battery ki information Battery Charging IC aur </w:t>
+      </w:r>
+      <w:r>
+        <w:rPr>
+          <w:highlight w:val="green"/>
+        </w:rPr>
+        <w:t>SMBus (SCL/SDA)</w:t>
+      </w:r>
+      <w:r>
+        <w:t xml:space="preserve"> ke through bhi milti hai.</w:t>
       </w:r>
     </w:p>
     <w:p>
